--- a/backend/data/corpus/DOC-20221212-081.docx
+++ b/backend/data/corpus/DOC-20221212-081.docx
@@ -63,7 +63,7 @@
           <w:b/>
           <w:sz w:val="21"/>
         </w:rPr>
-        <w:t>Orla Steinmetz, MD, Sable Creek Medical Group, Spokane, WA (RSM)</w:t>
+        <w:t>Kenji Cavanaugh, MD, Highmoor Health Neurology, Tacoma, WA (RSM)</w:t>
       </w:r>
     </w:p>
     <w:p>
@@ -71,7 +71,7 @@
         <w:rPr>
           <w:sz w:val="21"/>
         </w:rPr>
-        <w:t>&gt; Noted that the appeals process varies by payer and that this is not specific to any one product.</w:t>
+        <w:t>&gt; A short conversation in the shared office, mostly logistics.</w:t>
       </w:r>
     </w:p>
     <w:p>
@@ -79,7 +79,7 @@
         <w:rPr>
           <w:sz w:val="21"/>
         </w:rPr>
-        <w:t>&gt; Onboarding the epilepsy fellow is the current preoccupation here.</w:t>
+        <w:t>&gt; Noted that benefit checks has improved somewhat and that this is not specific to any one product.</w:t>
       </w:r>
     </w:p>
     <w:p>
@@ -87,151 +87,7 @@
         <w:rPr>
           <w:sz w:val="21"/>
         </w:rPr>
-        <w:t>&gt; Talked through long-standing patients in general terms, without any specific case.</w:t>
-      </w:r>
-    </w:p>
-    <w:p>
-      <w:r>
-        <w:rPr>
-          <w:sz w:val="21"/>
-        </w:rPr>
-        <w:t>&gt; Titration habits came up in general terms; no specifics were discussed and none were offered.</w:t>
-      </w:r>
-    </w:p>
-    <w:p>
-      <w:r>
-        <w:rPr>
-          <w:sz w:val="21"/>
-        </w:rPr>
-      </w:r>
-    </w:p>
-    <w:p>
-      <w:r>
-        <w:rPr>
-          <w:b/>
-          <w:sz w:val="21"/>
-        </w:rPr>
-        <w:t>Rasmus Galbraith, MD, Marbury Neurological Care Center, Trenton, NJ (RSM)</w:t>
-      </w:r>
-    </w:p>
-    <w:p>
-      <w:r>
-        <w:rPr>
-          <w:sz w:val="21"/>
-        </w:rPr>
-        <w:t>&gt; Caught a fragmented window in the workroom between patients.</w:t>
-      </w:r>
-    </w:p>
-    <w:p>
-      <w:r>
-        <w:rPr>
-          <w:sz w:val="21"/>
-        </w:rPr>
-        <w:t>&gt; Described the practice as early in its experience here, with nothing to report yet.</w:t>
-      </w:r>
-    </w:p>
-    <w:p>
-      <w:r>
-        <w:rPr>
-          <w:sz w:val="21"/>
-        </w:rPr>
-        <w:t>&gt; Compared notes on which sessions were worth the time.</w:t>
-      </w:r>
-    </w:p>
-    <w:p>
-      <w:r>
-        <w:rPr>
-          <w:sz w:val="21"/>
-        </w:rPr>
-        <w:t>&gt; Noted that benefit checks takes longer than the clinical decision and that this is not specific to any one product.</w:t>
-      </w:r>
-    </w:p>
-    <w:p>
-      <w:r>
-        <w:rPr>
-          <w:sz w:val="21"/>
-        </w:rPr>
-        <w:t>&gt; Described how the refractory group is triaged now compared with before.</w:t>
-      </w:r>
-    </w:p>
-    <w:p>
-      <w:r>
-        <w:rPr>
-          <w:sz w:val="21"/>
-        </w:rPr>
-      </w:r>
-    </w:p>
-    <w:p>
-      <w:r>
-        <w:rPr>
-          <w:b/>
-          <w:sz w:val="21"/>
-        </w:rPr>
-        <w:t>Camila Larkspur, MD, Kestrel Comprehensive Epilepsy Clinic, Little Rock, AR (RSM)</w:t>
-      </w:r>
-    </w:p>
-    <w:p>
-      <w:r>
-        <w:rPr>
-          <w:sz w:val="21"/>
-        </w:rPr>
-        <w:t>&gt; Stopped by in the conference room for a fragmented conversation.</w:t>
-      </w:r>
-    </w:p>
-    <w:p>
-      <w:r>
-        <w:rPr>
-          <w:sz w:val="21"/>
-        </w:rPr>
-        <w:t>&gt; The new-patient backlog looks better than last year since the summer, which shapes how much time there is for anything else.</w:t>
-      </w:r>
-    </w:p>
-    <w:p>
-      <w:r>
-        <w:rPr>
-          <w:sz w:val="21"/>
-        </w:rPr>
-        <w:t>&gt; The practice lost one of the nurse practitioners and has not backfilled, so routine follow-up slots has stretched out.</w:t>
-      </w:r>
-    </w:p>
-    <w:p>
-      <w:r>
-        <w:rPr>
-          <w:sz w:val="21"/>
-        </w:rPr>
-        <w:t>&gt; Noted that coverage paperwork has improved somewhat and that this is not specific to any one product.</w:t>
-      </w:r>
-    </w:p>
-    <w:p>
-      <w:r>
-        <w:rPr>
-          <w:sz w:val="21"/>
-        </w:rPr>
-      </w:r>
-    </w:p>
-    <w:p>
-      <w:r>
-        <w:rPr>
-          <w:b/>
-          <w:sz w:val="21"/>
-        </w:rPr>
-        <w:t>Mateo Zeitler, MD, Northbrook Neurology Institute, Fayetteville, NC (RSM)</w:t>
-      </w:r>
-    </w:p>
-    <w:p>
-      <w:r>
-        <w:rPr>
-          <w:sz w:val="21"/>
-        </w:rPr>
-        <w:t>&gt; A clipped visit at the end of the clinic list; the schedule was tight.</w:t>
-      </w:r>
-    </w:p>
-    <w:p>
-      <w:r>
-        <w:rPr>
-          <w:sz w:val="21"/>
-        </w:rPr>
-        <w:t>&gt; Referenced a guideline update discussed at journal club in passing.</w:t>
+        <w:t>&gt; Referral patterns into this clinic have changed, and the surgical workup list is a bigger share than it was.</w:t>
       </w:r>
     </w:p>
     <w:p>
@@ -255,7 +111,7 @@
           <w:b/>
           <w:sz w:val="21"/>
         </w:rPr>
-        <w:t>Anjali Zabriskie, MD, Harborlight Epilepsy Center, Missoula, MT (AR)</w:t>
+        <w:t>Valentina Calderwood, MD, Foxglove Health Neurology, Missoula, MT (RSM)</w:t>
       </w:r>
     </w:p>
     <w:p>
@@ -263,7 +119,7 @@
         <w:rPr>
           <w:sz w:val="21"/>
         </w:rPr>
-        <w:t>&gt; Mostly small talk about the program and the venue.</w:t>
+        <w:t>&gt; Caught a productive window in the workroom between patients.</w:t>
       </w:r>
     </w:p>
     <w:p>
@@ -271,7 +127,7 @@
         <w:rPr>
           <w:sz w:val="21"/>
         </w:rPr>
-        <w:t>&gt; Described the practice as early in its experience here, with nothing to report yet.</w:t>
+        <w:t>&gt; The practice lost the clinic pharmacist and has not backfilled, so routine follow-up slots is slowly recovering.</w:t>
       </w:r>
     </w:p>
     <w:p>
@@ -279,119 +135,7 @@
         <w:rPr>
           <w:sz w:val="21"/>
         </w:rPr>
-        <w:t>&gt; Described how long-standing patients is triaged now compared with before.</w:t>
-      </w:r>
-    </w:p>
-    <w:p>
-      <w:r>
-        <w:rPr>
-          <w:sz w:val="21"/>
-        </w:rPr>
-      </w:r>
-    </w:p>
-    <w:p>
-      <w:r>
-        <w:rPr>
-          <w:b/>
-          <w:sz w:val="21"/>
-        </w:rPr>
-        <w:t>Ulrike Silverthorne, MD, Silver Creek Medical Group, Madison, WI (AR)</w:t>
-      </w:r>
-    </w:p>
-    <w:p>
-      <w:r>
-        <w:rPr>
-          <w:sz w:val="21"/>
-        </w:rPr>
-        <w:t>&gt; Most of the discussion was about the prior-authorization workflow, which went live without much warning.</w:t>
-      </w:r>
-    </w:p>
-    <w:p>
-      <w:r>
-        <w:rPr>
-          <w:sz w:val="21"/>
-        </w:rPr>
-        <w:t>&gt; Referenced a case series someone forwarded in passing.</w:t>
-      </w:r>
-    </w:p>
-    <w:p>
-      <w:r>
-        <w:rPr>
-          <w:sz w:val="21"/>
-        </w:rPr>
-        <w:t>&gt; Asked whether I would be at the meeting later this year.</w:t>
-      </w:r>
-    </w:p>
-    <w:p>
-      <w:r>
-        <w:rPr>
-          <w:sz w:val="21"/>
-        </w:rPr>
-        <w:t>&gt; Benefit verification is the step that most often delays a start here.</w:t>
-      </w:r>
-    </w:p>
-    <w:p>
-      <w:r>
-        <w:rPr>
-          <w:sz w:val="21"/>
-        </w:rPr>
-      </w:r>
-    </w:p>
-    <w:p>
-      <w:r>
-        <w:rPr>
-          <w:b/>
-          <w:sz w:val="21"/>
-        </w:rPr>
-        <w:t>Jaromir Merriwether, MD, Sable Creek Medical Group, Buffalo, NY (RSM)</w:t>
-      </w:r>
-    </w:p>
-    <w:p>
-      <w:r>
-        <w:rPr>
-          <w:sz w:val="21"/>
-        </w:rPr>
-        <w:t>&gt; No specific request this time. Asked about safety adn confirmed nothing to report.</w:t>
-      </w:r>
-    </w:p>
-    <w:p>
-      <w:r>
-        <w:rPr>
-          <w:sz w:val="21"/>
-        </w:rPr>
-        <w:t>&gt; Titration scheduling is handled by nursing staff, which teh practice finds workable.</w:t>
-      </w:r>
-    </w:p>
-    <w:p>
-      <w:r>
-        <w:rPr>
-          <w:sz w:val="21"/>
-        </w:rPr>
-        <w:t>&gt; The new charting templates changed again last month, and that took up teh first part of the conversation.</w:t>
-      </w:r>
-    </w:p>
-    <w:p>
-      <w:r>
-        <w:rPr>
-          <w:sz w:val="21"/>
-        </w:rPr>
-      </w:r>
-    </w:p>
-    <w:p>
-      <w:r>
-        <w:rPr>
-          <w:b/>
-          <w:sz w:val="21"/>
-        </w:rPr>
-        <w:t>Yolanda Reyes, MD, Copper Mesa Neurology, Mesa, AZ (RSM)</w:t>
-      </w:r>
-    </w:p>
-    <w:p>
-      <w:r>
-        <w:rPr>
-          <w:sz w:val="21"/>
-        </w:rPr>
-        <w:t>&gt; Titration habits came up in general terms; no specifics were discussed and none were offered.</w:t>
+        <w:t>&gt; No specific request. Safety items asked about and confirmed none.</w:t>
       </w:r>
     </w:p>
     <w:p>
@@ -423,7 +167,7 @@
           <w:b/>
           <w:sz w:val="21"/>
         </w:rPr>
-        <w:t>Rohan Halloway, MD, Juniper Flats Neurology Partners, Oakland, CA (AR)</w:t>
+        <w:t>Josefina Lindenmuth, MD, Quarry Hill Epilepsy Center, Scranton, PA (AR)</w:t>
       </w:r>
     </w:p>
     <w:p>
@@ -431,7 +175,7 @@
         <w:rPr>
           <w:sz w:val="21"/>
         </w:rPr>
-        <w:t>&gt; The composition of newly referred patients has shifted over the last year or two.</w:t>
+        <w:t>&gt; A clipped conversation in the conference room, mostly logistics.</w:t>
       </w:r>
     </w:p>
     <w:p>
@@ -439,7 +183,103 @@
         <w:rPr>
           <w:sz w:val="21"/>
         </w:rPr>
-        <w:t>&gt; Left it at that, with a call later this month to be scheduled.</w:t>
+        <w:t>&gt; Most of the discussion was about the scheduling system, which changed again last month.</w:t>
+      </w:r>
+    </w:p>
+    <w:p>
+      <w:r>
+        <w:rPr>
+          <w:sz w:val="21"/>
+        </w:rPr>
+        <w:t>&gt; Benefit verification is the step that most often delays a start here.</w:t>
+      </w:r>
+    </w:p>
+    <w:p>
+      <w:r>
+        <w:rPr>
+          <w:sz w:val="21"/>
+        </w:rPr>
+        <w:t>&gt; Titration habits came up in general terms; no specifics were discussed and none were offered.</w:t>
+      </w:r>
+    </w:p>
+    <w:p>
+      <w:r>
+        <w:rPr>
+          <w:sz w:val="21"/>
+        </w:rPr>
+      </w:r>
+    </w:p>
+    <w:p>
+      <w:r>
+        <w:rPr>
+          <w:b/>
+          <w:sz w:val="21"/>
+        </w:rPr>
+        <w:t>Gaspar Brannigan, MD, Beacon Hill Neurology Associates, Tucson, AZ (RSM)</w:t>
+      </w:r>
+    </w:p>
+    <w:p>
+      <w:r>
+        <w:rPr>
+          <w:sz w:val="21"/>
+        </w:rPr>
+        <w:t>&gt; Stopped by in the shared office for a brief conversation.</w:t>
+      </w:r>
+    </w:p>
+    <w:p>
+      <w:r>
+        <w:rPr>
+          <w:sz w:val="21"/>
+        </w:rPr>
+        <w:t>&gt; Asked about my travel schedule, since visits keep landing on the busiest clinic days.</w:t>
+      </w:r>
+    </w:p>
+    <w:p>
+      <w:r>
+        <w:rPr>
+          <w:sz w:val="21"/>
+        </w:rPr>
+        <w:t>&gt; Referenced a guideline update discussed at journal club in passing.</w:t>
+      </w:r>
+    </w:p>
+    <w:p>
+      <w:r>
+        <w:rPr>
+          <w:sz w:val="21"/>
+        </w:rPr>
+        <w:t>&gt; Referral patterns into this clinic have changed, and newly referred patients is a bigger share than it was.</w:t>
+      </w:r>
+    </w:p>
+    <w:p>
+      <w:r>
+        <w:rPr>
+          <w:sz w:val="21"/>
+        </w:rPr>
+        <w:t>&gt; Titration habits came up in general terms; no specifics were discussed and none were offered.</w:t>
+      </w:r>
+    </w:p>
+    <w:p>
+      <w:r>
+        <w:rPr>
+          <w:sz w:val="21"/>
+        </w:rPr>
+      </w:r>
+    </w:p>
+    <w:p>
+      <w:r>
+        <w:rPr>
+          <w:b/>
+          <w:sz w:val="21"/>
+        </w:rPr>
+        <w:t>Odalys Eversholt, MD, Alder Point Neurology Associates, Charleston, SC (RSM)</w:t>
+      </w:r>
+    </w:p>
+    <w:p>
+      <w:r>
+        <w:rPr>
+          <w:sz w:val="21"/>
+        </w:rPr>
+        <w:t>&gt; An unexpectedly long conversation between clinic blocks, mostly logistics.</w:t>
       </w:r>
     </w:p>
     <w:p>
@@ -455,15 +295,7 @@
         <w:rPr>
           <w:sz w:val="21"/>
         </w:rPr>
-      </w:r>
-    </w:p>
-    <w:p>
-      <w:r>
-        <w:rPr>
-          <w:b/>
-          <w:sz w:val="21"/>
-        </w:rPr>
-        <w:t>Josefina Pemberton, MD, Sable Creek Medical Group, Waco, TX (RSM)</w:t>
+        <w:t>&gt; Talked through the surgical workup list in general terms, without any specific case.</w:t>
       </w:r>
     </w:p>
     <w:p>
@@ -471,39 +303,7 @@
         <w:rPr>
           <w:sz w:val="21"/>
         </w:rPr>
-        <w:t>&gt; A twenty-minute meeting in the reading room, first one this quarter.</w:t>
-      </w:r>
-    </w:p>
-    <w:p>
-      <w:r>
-        <w:rPr>
-          <w:sz w:val="21"/>
-        </w:rPr>
-        <w:t>&gt; Nothing that needed follow-up. Safety items asked about and confirmed none.</w:t>
-      </w:r>
-    </w:p>
-    <w:p>
-      <w:r>
-        <w:rPr>
-          <w:sz w:val="21"/>
-        </w:rPr>
-        <w:t>&gt; Mentioned a case series someone forwarded but did not raise any specific finding.</w:t>
-      </w:r>
-    </w:p>
-    <w:p>
-      <w:r>
-        <w:rPr>
-          <w:sz w:val="21"/>
-        </w:rPr>
-        <w:t>&gt; Most of the discussion was about the new charting templates, which went live without much warning.</w:t>
-      </w:r>
-    </w:p>
-    <w:p>
-      <w:r>
-        <w:rPr>
-          <w:sz w:val="21"/>
-        </w:rPr>
-        <w:t>&gt; Referral patterns into this clinic have changed, and the older half of the panel is a bigger share than it was.</w:t>
+        <w:t>&gt; Onboarding a rotating resident is the current preoccupation here.</w:t>
       </w:r>
     </w:p>
     <w:p>
@@ -519,7 +319,7 @@
           <w:b/>
           <w:sz w:val="21"/>
         </w:rPr>
-        <w:t>Esperanza Bellweather, MD, Thornfield Regional Epilepsy Program, Manchester, NH (AR)</w:t>
+        <w:t>Camila Larkspur, MD, Kestrel Comprehensive Epilepsy Clinic, Little Rock, AR (RSM)</w:t>
       </w:r>
     </w:p>
     <w:p>
@@ -527,7 +327,7 @@
         <w:rPr>
           <w:sz w:val="21"/>
         </w:rPr>
-        <w:t>&gt; An unexpectedly long meeting in the conference room, first one this quarter.</w:t>
+        <w:t>&gt; This practice is still building familiarity with the product and had no clinical points to raise.</w:t>
       </w:r>
     </w:p>
     <w:p>
@@ -535,7 +335,7 @@
         <w:rPr>
           <w:sz w:val="21"/>
         </w:rPr>
-        <w:t>&gt; Referral patterns into this clinic have changed, and long-standing patients is a bigger share than it was.</w:t>
+        <w:t>&gt; Mostly small talk about the program and the venue.</w:t>
       </w:r>
     </w:p>
     <w:p>
@@ -543,7 +343,7 @@
         <w:rPr>
           <w:sz w:val="21"/>
         </w:rPr>
-        <w:t>&gt; Benefit verification is the step that most often delays a start here.</w:t>
+        <w:t>&gt; The practice lost a front-desk coordinator and has not backfilled, so clinic throughput keeps slipping.</w:t>
       </w:r>
     </w:p>
     <w:p>
@@ -551,7 +351,55 @@
         <w:rPr>
           <w:sz w:val="21"/>
         </w:rPr>
-        <w:t>&gt; Left it at that, with a follow-up appointment to be scheduled.</w:t>
+        <w:t>&gt; Formulary questions is handled by one person here, which came up as a general frustration.</w:t>
+      </w:r>
+    </w:p>
+    <w:p>
+      <w:r>
+        <w:rPr>
+          <w:sz w:val="21"/>
+        </w:rPr>
+        <w:t>&gt; The composition of the surgical workup list has shifted over the last year or two.</w:t>
+      </w:r>
+    </w:p>
+    <w:p>
+      <w:r>
+        <w:rPr>
+          <w:sz w:val="21"/>
+        </w:rPr>
+      </w:r>
+    </w:p>
+    <w:p>
+      <w:r>
+        <w:rPr>
+          <w:b/>
+          <w:sz w:val="21"/>
+        </w:rPr>
+        <w:t>Silvio Wycliffe, MD, Highmoor Health Neurology, Reno, NV (RSM)</w:t>
+      </w:r>
+    </w:p>
+    <w:p>
+      <w:r>
+        <w:rPr>
+          <w:sz w:val="21"/>
+        </w:rPr>
+        <w:t>&gt; A short visit outside the EEG suite; the schedule was tight.</w:t>
+      </w:r>
+    </w:p>
+    <w:p>
+      <w:r>
+        <w:rPr>
+          <w:sz w:val="21"/>
+        </w:rPr>
+        <w:t>&gt; Asked about my travel schedule, since visits keep landing on the busiest clinic days.</w:t>
+      </w:r>
+    </w:p>
+    <w:p>
+      <w:r>
+        <w:rPr>
+          <w:sz w:val="21"/>
+        </w:rPr>
+        <w:t>&gt; Onboarding a front-desk coordinator is the current preoccupation here.</w:t>
       </w:r>
     </w:p>
     <w:p>
@@ -575,7 +423,7 @@
           <w:b/>
           <w:sz w:val="21"/>
         </w:rPr>
-        <w:t>Malika Silverthorne, MD, Kestrel Comprehensive Epilepsy Clinic, Duluth, MN (AR)</w:t>
+        <w:t>Viraj Corliss, MD, Lakeshore Neurological Care Center, Lexington, KY (AR)</w:t>
       </w:r>
     </w:p>
     <w:p>
@@ -583,7 +431,7 @@
         <w:rPr>
           <w:sz w:val="21"/>
         </w:rPr>
-        <w:t>&gt; Described the practice as early in its experience here, with nothing to report yet.</w:t>
+        <w:t>&gt; Caught a compressed window by the scheduling desk between patients.</w:t>
       </w:r>
     </w:p>
     <w:p>
@@ -591,7 +439,39 @@
         <w:rPr>
           <w:sz w:val="21"/>
         </w:rPr>
-        <w:t>&gt; No materials requested this time. Asked about safety and confirmed nothing to report.</w:t>
+        <w:t>&gt; Talked through the surgical workup list in general terms, without any specific case.</w:t>
+      </w:r>
+    </w:p>
+    <w:p>
+      <w:r>
+        <w:rPr>
+          <w:sz w:val="21"/>
+        </w:rPr>
+        <w:t>&gt; The new charting templates is being piloted this quarter, and that took up the first part of the conversation.</w:t>
+      </w:r>
+    </w:p>
+    <w:p>
+      <w:r>
+        <w:rPr>
+          <w:sz w:val="21"/>
+        </w:rPr>
+      </w:r>
+    </w:p>
+    <w:p>
+      <w:r>
+        <w:rPr>
+          <w:b/>
+          <w:sz w:val="21"/>
+        </w:rPr>
+        <w:t>Rohan Ellingham, MD, Ember Lake Medical Group, Providence, RI (RSM)</w:t>
+      </w:r>
+    </w:p>
+    <w:p>
+      <w:r>
+        <w:rPr>
+          <w:sz w:val="21"/>
+        </w:rPr>
+        <w:t>&gt; The composition of the surgical workup list has shifted over the last year or two.</w:t>
       </w:r>
     </w:p>
     <w:p>
@@ -607,6 +487,22 @@
         <w:rPr>
           <w:sz w:val="21"/>
         </w:rPr>
+        <w:t>&gt; No specific request this time. Asked about safety and confirmed nothing to report.</w:t>
+      </w:r>
+    </w:p>
+    <w:p>
+      <w:r>
+        <w:rPr>
+          <w:sz w:val="21"/>
+        </w:rPr>
+        <w:t>&gt; Most of the discussion was about the referral intake process, which is still being sorted out.</w:t>
+      </w:r>
+    </w:p>
+    <w:p>
+      <w:r>
+        <w:rPr>
+          <w:sz w:val="21"/>
+        </w:rPr>
       </w:r>
     </w:p>
     <w:p>
@@ -615,7 +511,7 @@
           <w:b/>
           <w:sz w:val="21"/>
         </w:rPr>
-        <w:t>Yannick Nakagawa, MD, Granite Bay Epilepsy Center, Toledo, OH (RSM)</w:t>
+        <w:t>Grace Lindqvist, MD, Riverstone Medical Group, Hartford, CT (RSM)</w:t>
       </w:r>
     </w:p>
     <w:p>
@@ -623,7 +519,7 @@
         <w:rPr>
           <w:sz w:val="21"/>
         </w:rPr>
-        <w:t>&gt; Mentioned a guideline update discussed at journal club but did not raise any specific finding.</w:t>
+        <w:t>&gt; Caught a half-hour window in the shared office between patients.</w:t>
       </w:r>
     </w:p>
     <w:p>
@@ -631,7 +527,7 @@
         <w:rPr>
           <w:sz w:val="21"/>
         </w:rPr>
-        <w:t>&gt; Described a preference for slower titration in general, unrelated to any particular patient.</w:t>
+        <w:t>&gt; Talked through long-standing patients in general terms, without any specific case.</w:t>
       </w:r>
     </w:p>
     <w:p>
@@ -639,7 +535,7 @@
         <w:rPr>
           <w:sz w:val="21"/>
         </w:rPr>
-        <w:t>&gt; Nothing actionable this visit. Safety items asked about adn confirmed none.</w:t>
+        <w:t>&gt; Routine follow-up slots keeps slipping since the summer, which shapes how much time there is for anything else.</w:t>
       </w:r>
     </w:p>
     <w:p>
@@ -647,7 +543,151 @@
         <w:rPr>
           <w:sz w:val="21"/>
         </w:rPr>
-        <w:t>&gt; Mostly small talk about teh program and the venue.</w:t>
+        <w:t>&gt; Closed there — no materials requested.</w:t>
+      </w:r>
+    </w:p>
+    <w:p>
+      <w:r>
+        <w:rPr>
+          <w:sz w:val="21"/>
+        </w:rPr>
+      </w:r>
+    </w:p>
+    <w:p>
+      <w:r>
+        <w:rPr>
+          <w:b/>
+          <w:sz w:val="21"/>
+        </w:rPr>
+        <w:t>Yannick Ashgrove, MD, Granite Bay Epilepsy Center, Grand Rapids, MI (RSM)</w:t>
+      </w:r>
+    </w:p>
+    <w:p>
+      <w:r>
+        <w:rPr>
+          <w:sz w:val="21"/>
+        </w:rPr>
+        <w:t>&gt; A short visit at the end of the clinic list; the schedule was tight.</w:t>
+      </w:r>
+    </w:p>
+    <w:p>
+      <w:r>
+        <w:rPr>
+          <w:sz w:val="21"/>
+        </w:rPr>
+        <w:t>&gt; Talked through the pediatric-to-adult transfers in general terms, without any specific case.</w:t>
+      </w:r>
+    </w:p>
+    <w:p>
+      <w:r>
+        <w:rPr>
+          <w:sz w:val="21"/>
+        </w:rPr>
+        <w:t>&gt; Formulary placement was the only product-adjacent topic, and only in general terms.</w:t>
+      </w:r>
+    </w:p>
+    <w:p>
+      <w:r>
+        <w:rPr>
+          <w:sz w:val="21"/>
+        </w:rPr>
+      </w:r>
+    </w:p>
+    <w:p>
+      <w:r>
+        <w:rPr>
+          <w:b/>
+          <w:sz w:val="21"/>
+        </w:rPr>
+        <w:t>Hadley Dunmore, MD, Fox Hollow Neurology Partners, Roanoke, VA (RSM)</w:t>
+      </w:r>
+    </w:p>
+    <w:p>
+      <w:r>
+        <w:rPr>
+          <w:sz w:val="21"/>
+        </w:rPr>
+        <w:t>&gt; The prior-authorization workflow has not settled, and that took up the first part of the conversation.</w:t>
+      </w:r>
+    </w:p>
+    <w:p>
+      <w:r>
+        <w:rPr>
+          <w:sz w:val="21"/>
+        </w:rPr>
+        <w:t>&gt; Compared notes on which sessions were worth the time.</w:t>
+      </w:r>
+    </w:p>
+    <w:p>
+      <w:r>
+        <w:rPr>
+          <w:sz w:val="21"/>
+        </w:rPr>
+        <w:t>&gt; Spent some time on the refractory group and how workup decisions get sequenced.</w:t>
+      </w:r>
+    </w:p>
+    <w:p>
+      <w:r>
+        <w:rPr>
+          <w:sz w:val="21"/>
+        </w:rPr>
+        <w:t>&gt; No specific request this time. Asked about safety and confirmed nothing to report.</w:t>
+      </w:r>
+    </w:p>
+    <w:p>
+      <w:r>
+        <w:rPr>
+          <w:sz w:val="21"/>
+        </w:rPr>
+      </w:r>
+    </w:p>
+    <w:p>
+      <w:r>
+        <w:rPr>
+          <w:b/>
+          <w:sz w:val="21"/>
+        </w:rPr>
+        <w:t>Harold Jessup, MD, Magnolia Grove Clinic, Jackson, MS (AR)</w:t>
+      </w:r>
+    </w:p>
+    <w:p>
+      <w:r>
+        <w:rPr>
+          <w:sz w:val="21"/>
+        </w:rPr>
+        <w:t>&gt; Stopped by in the workroom for a full conversation.</w:t>
+      </w:r>
+    </w:p>
+    <w:p>
+      <w:r>
+        <w:rPr>
+          <w:sz w:val="21"/>
+        </w:rPr>
+        <w:t>&gt; Formulary placement was the only product-adjacent topic, and only in general terms.</w:t>
+      </w:r>
+    </w:p>
+    <w:p>
+      <w:r>
+        <w:rPr>
+          <w:sz w:val="21"/>
+        </w:rPr>
+        <w:t>&gt; Titration scheduling is handled by nursing staff, which the practice finds workable.</w:t>
+      </w:r>
+    </w:p>
+    <w:p>
+      <w:r>
+        <w:rPr>
+          <w:sz w:val="21"/>
+        </w:rPr>
+        <w:t>&gt; Spent some time on the surgical workup list and how workup decisions get sequenced.</w:t>
+      </w:r>
+    </w:p>
+    <w:p>
+      <w:r>
+        <w:rPr>
+          <w:sz w:val="21"/>
+        </w:rPr>
+        <w:t>&gt; Coverage paperwork has improved somewhat, which came up as a general frustration.</w:t>
       </w:r>
     </w:p>
     <w:p>
